--- a/output/投研舆情晨报_2026-09-30.docx
+++ b/output/投研舆情晨报_2026-09-30.docx
@@ -19,7 +19,7 @@
           <w:color w:val="8A939E"/>
           <w:sz w:val="18"/>
         </w:rPr>
-        <w:t>覆盖 6 家媒体 · 入库 16,298 条 · 去重后 2,207 条 · 识别热点 55 个</w:t>
+        <w:t>覆盖 6 家媒体 · 入库 15,818 条 · 去重后 2,329 条 · 识别热点 62 个</w:t>
       </w:r>
     </w:p>
     <w:p>
@@ -126,7 +126,7 @@
           </w:tcPr>
           <w:p>
             <w:r>
-              <w:t>0.795</w:t>
+              <w:t>0.810</w:t>
             </w:r>
           </w:p>
         </w:tc>
@@ -146,7 +146,7 @@
           </w:tcPr>
           <w:p>
             <w:r>
-              <w:t>宏观政策</w:t>
+              <w:t>综合</w:t>
             </w:r>
           </w:p>
         </w:tc>
@@ -156,7 +156,7 @@
           </w:tcPr>
           <w:p>
             <w:r>
-              <w:t>美债抛售潮下的大反转！债市老将Bianco六年来首次看多，称</w:t>
+              <w:t>首套房贷贴息政策10月起执行！符合条件可享1个百分点贴息、“</w:t>
             </w:r>
           </w:p>
         </w:tc>
@@ -166,7 +166,7 @@
           </w:tcPr>
           <w:p>
             <w:r>
-              <w:t>11/3</w:t>
+              <w:t>18/3</w:t>
             </w:r>
           </w:p>
         </w:tc>
@@ -188,7 +188,69 @@
           </w:tcPr>
           <w:p>
             <w:r>
-              <w:t>0.774</w:t>
+              <w:t>0.809</w:t>
+            </w:r>
+          </w:p>
+        </w:tc>
+        <w:tc>
+          <w:tcPr>
+            <w:tcW w:type="dxa" w:w="1440"/>
+          </w:tcPr>
+          <w:p>
+            <w:r>
+              <w:t>爆点</w:t>
+            </w:r>
+          </w:p>
+        </w:tc>
+        <w:tc>
+          <w:tcPr>
+            <w:tcW w:type="dxa" w:w="1440"/>
+          </w:tcPr>
+          <w:p>
+            <w:r>
+              <w:t>国际市场</w:t>
+            </w:r>
+          </w:p>
+        </w:tc>
+        <w:tc>
+          <w:tcPr>
+            <w:tcW w:type="dxa" w:w="1440"/>
+          </w:tcPr>
+          <w:p>
+            <w:r>
+              <w:t>9月30日隔夜要闻：美股收跌 油价下挫 金价反弹 美联储威廉</w:t>
+            </w:r>
+          </w:p>
+        </w:tc>
+        <w:tc>
+          <w:tcPr>
+            <w:tcW w:type="dxa" w:w="1440"/>
+          </w:tcPr>
+          <w:p>
+            <w:r>
+              <w:t>22/3</w:t>
+            </w:r>
+          </w:p>
+        </w:tc>
+      </w:tr>
+      <w:tr>
+        <w:tc>
+          <w:tcPr>
+            <w:tcW w:type="dxa" w:w="1440"/>
+          </w:tcPr>
+          <w:p>
+            <w:r>
+              <w:t>3</w:t>
+            </w:r>
+          </w:p>
+        </w:tc>
+        <w:tc>
+          <w:tcPr>
+            <w:tcW w:type="dxa" w:w="1440"/>
+          </w:tcPr>
+          <w:p>
+            <w:r>
+              <w:t>0.749</w:t>
             </w:r>
           </w:p>
         </w:tc>
@@ -218,7 +280,7 @@
           </w:tcPr>
           <w:p>
             <w:r>
-              <w:t>美股科技股冰火两重天，ARM大跌近9%，英伟达逼近历史新高，</w:t>
+              <w:t>美股三大股指涨跌不一，道指跌0.03%，纳指涨0.31%，标</w:t>
             </w:r>
           </w:p>
         </w:tc>
@@ -228,7 +290,7 @@
           </w:tcPr>
           <w:p>
             <w:r>
-              <w:t>11/3</w:t>
+              <w:t>9/3</w:t>
             </w:r>
           </w:p>
         </w:tc>
@@ -240,7 +302,7 @@
           </w:tcPr>
           <w:p>
             <w:r>
-              <w:t>3</w:t>
+              <w:t>4</w:t>
             </w:r>
           </w:p>
         </w:tc>
@@ -250,7 +312,7 @@
           </w:tcPr>
           <w:p>
             <w:r>
-              <w:t>0.734</w:t>
+              <w:t>0.713</w:t>
             </w:r>
           </w:p>
         </w:tc>
@@ -280,7 +342,7 @@
           </w:tcPr>
           <w:p>
             <w:r>
-              <w:t>财政部 中国人民银行 金融监管总局关于实施居民购房贷款贴息政</w:t>
+              <w:t>美国7月S&amp;P/CS20座大城市房价指数同比 2.47%，预</w:t>
             </w:r>
           </w:p>
         </w:tc>
@@ -290,7 +352,7 @@
           </w:tcPr>
           <w:p>
             <w:r>
-              <w:t>11/3</w:t>
+              <w:t>13/3</w:t>
             </w:r>
           </w:p>
         </w:tc>
@@ -302,7 +364,7 @@
           </w:tcPr>
           <w:p>
             <w:r>
-              <w:t>4</w:t>
+              <w:t>5</w:t>
             </w:r>
           </w:p>
         </w:tc>
@@ -312,7 +374,69 @@
           </w:tcPr>
           <w:p>
             <w:r>
-              <w:t>0.727</w:t>
+              <w:t>0.684</w:t>
+            </w:r>
+          </w:p>
+        </w:tc>
+        <w:tc>
+          <w:tcPr>
+            <w:tcW w:type="dxa" w:w="1440"/>
+          </w:tcPr>
+          <w:p>
+            <w:r>
+              <w:t>爆点</w:t>
+            </w:r>
+          </w:p>
+        </w:tc>
+        <w:tc>
+          <w:tcPr>
+            <w:tcW w:type="dxa" w:w="1440"/>
+          </w:tcPr>
+          <w:p>
+            <w:r>
+              <w:t>金融市场</w:t>
+            </w:r>
+          </w:p>
+        </w:tc>
+        <w:tc>
+          <w:tcPr>
+            <w:tcW w:type="dxa" w:w="1440"/>
+          </w:tcPr>
+          <w:p>
+            <w:r>
+              <w:t>A股震荡盘整！购房贴息重磅落地，地产股批量拉升！医药全天领跑</w:t>
+            </w:r>
+          </w:p>
+        </w:tc>
+        <w:tc>
+          <w:tcPr>
+            <w:tcW w:type="dxa" w:w="1440"/>
+          </w:tcPr>
+          <w:p>
+            <w:r>
+              <w:t>9/2</w:t>
+            </w:r>
+          </w:p>
+        </w:tc>
+      </w:tr>
+      <w:tr>
+        <w:tc>
+          <w:tcPr>
+            <w:tcW w:type="dxa" w:w="1440"/>
+          </w:tcPr>
+          <w:p>
+            <w:r>
+              <w:t>6</w:t>
+            </w:r>
+          </w:p>
+        </w:tc>
+        <w:tc>
+          <w:tcPr>
+            <w:tcW w:type="dxa" w:w="1440"/>
+          </w:tcPr>
+          <w:p>
+            <w:r>
+              <w:t>0.672</w:t>
             </w:r>
           </w:p>
         </w:tc>
@@ -342,7 +466,7 @@
           </w:tcPr>
           <w:p>
             <w:r>
-              <w:t>恒指高开0.02%，报24648.64点；恒生科技指数跌0.</w:t>
+              <w:t>港股生物医药股爆发，3600亿港元龙头飙涨10%，半导体大跌</w:t>
             </w:r>
           </w:p>
         </w:tc>
@@ -352,7 +476,7 @@
           </w:tcPr>
           <w:p>
             <w:r>
-              <w:t>9/3</w:t>
+              <w:t>8/3</w:t>
             </w:r>
           </w:p>
         </w:tc>
@@ -364,7 +488,7 @@
           </w:tcPr>
           <w:p>
             <w:r>
-              <w:t>5</w:t>
+              <w:t>7</w:t>
             </w:r>
           </w:p>
         </w:tc>
@@ -374,7 +498,7 @@
           </w:tcPr>
           <w:p>
             <w:r>
-              <w:t>0.701</w:t>
+              <w:t>0.661</w:t>
             </w:r>
           </w:p>
         </w:tc>
@@ -384,7 +508,7 @@
           </w:tcPr>
           <w:p>
             <w:r>
-              <w:t>爆点</w:t>
+              <w:t>高热</w:t>
             </w:r>
           </w:p>
         </w:tc>
@@ -426,7 +550,7 @@
           </w:tcPr>
           <w:p>
             <w:r>
-              <w:t>6</w:t>
+              <w:t>8</w:t>
             </w:r>
           </w:p>
         </w:tc>
@@ -436,7 +560,7 @@
           </w:tcPr>
           <w:p>
             <w:r>
-              <w:t>0.692</w:t>
+              <w:t>0.590</w:t>
             </w:r>
           </w:p>
         </w:tc>
@@ -456,7 +580,7 @@
           </w:tcPr>
           <w:p>
             <w:r>
-              <w:t>综合</w:t>
+              <w:t>生物医药</w:t>
             </w:r>
           </w:p>
         </w:tc>
@@ -466,7 +590,7 @@
           </w:tcPr>
           <w:p>
             <w:r>
-              <w:t>SpaceX宣布：已与星舰首次轨道飞行中部署的全部26颗星链</w:t>
+              <w:t>AI发展加速新药研发，相关订单有望逐季递增，港股创新药ETF</w:t>
             </w:r>
           </w:p>
         </w:tc>
@@ -476,7 +600,7 @@
           </w:tcPr>
           <w:p>
             <w:r>
-              <w:t>10/2</w:t>
+              <w:t>8/2</w:t>
             </w:r>
           </w:p>
         </w:tc>
@@ -488,7 +612,7 @@
           </w:tcPr>
           <w:p>
             <w:r>
-              <w:t>7</w:t>
+              <w:t>9</w:t>
             </w:r>
           </w:p>
         </w:tc>
@@ -498,7 +622,7 @@
           </w:tcPr>
           <w:p>
             <w:r>
-              <w:t>0.679</w:t>
+              <w:t>0.590</w:t>
             </w:r>
           </w:p>
         </w:tc>
@@ -518,7 +642,7 @@
           </w:tcPr>
           <w:p>
             <w:r>
-              <w:t>综合</w:t>
+              <w:t>国际市场</w:t>
             </w:r>
           </w:p>
         </w:tc>
@@ -528,7 +652,7 @@
           </w:tcPr>
           <w:p>
             <w:r>
-              <w:t>京港高铁雄商段开通运营 河南商丘至北京行程缩短近1小时</w:t>
+              <w:t xml:space="preserve">美国9月ADP就业人数变动 9万人，预期 7.5万人，前值 </w:t>
             </w:r>
           </w:p>
         </w:tc>
@@ -538,7 +662,7 @@
           </w:tcPr>
           <w:p>
             <w:r>
-              <w:t>7/2</w:t>
+              <w:t>6/2</w:t>
             </w:r>
           </w:p>
         </w:tc>
@@ -550,7 +674,7 @@
           </w:tcPr>
           <w:p>
             <w:r>
-              <w:t>8</w:t>
+              <w:t>10</w:t>
             </w:r>
           </w:p>
         </w:tc>
@@ -560,7 +684,7 @@
           </w:tcPr>
           <w:p>
             <w:r>
-              <w:t>0.653</w:t>
+              <w:t>0.550</w:t>
             </w:r>
           </w:p>
         </w:tc>
@@ -600,130 +724,6 @@
           </w:tcPr>
           <w:p>
             <w:r>
-              <w:t>6/3</w:t>
-            </w:r>
-          </w:p>
-        </w:tc>
-      </w:tr>
-      <w:tr>
-        <w:tc>
-          <w:tcPr>
-            <w:tcW w:type="dxa" w:w="1440"/>
-          </w:tcPr>
-          <w:p>
-            <w:r>
-              <w:t>9</w:t>
-            </w:r>
-          </w:p>
-        </w:tc>
-        <w:tc>
-          <w:tcPr>
-            <w:tcW w:type="dxa" w:w="1440"/>
-          </w:tcPr>
-          <w:p>
-            <w:r>
-              <w:t>0.638</w:t>
-            </w:r>
-          </w:p>
-        </w:tc>
-        <w:tc>
-          <w:tcPr>
-            <w:tcW w:type="dxa" w:w="1440"/>
-          </w:tcPr>
-          <w:p>
-            <w:r>
-              <w:t>高热</w:t>
-            </w:r>
-          </w:p>
-        </w:tc>
-        <w:tc>
-          <w:tcPr>
-            <w:tcW w:type="dxa" w:w="1440"/>
-          </w:tcPr>
-          <w:p>
-            <w:r>
-              <w:t>综合</w:t>
-            </w:r>
-          </w:p>
-        </w:tc>
-        <w:tc>
-          <w:tcPr>
-            <w:tcW w:type="dxa" w:w="1440"/>
-          </w:tcPr>
-          <w:p>
-            <w:r>
-              <w:t>中央企业发展“十五五”规划：凸显增加值，弱化营业收入等规模类</w:t>
-            </w:r>
-          </w:p>
-        </w:tc>
-        <w:tc>
-          <w:tcPr>
-            <w:tcW w:type="dxa" w:w="1440"/>
-          </w:tcPr>
-          <w:p>
-            <w:r>
-              <w:t>6/2</w:t>
-            </w:r>
-          </w:p>
-        </w:tc>
-      </w:tr>
-      <w:tr>
-        <w:tc>
-          <w:tcPr>
-            <w:tcW w:type="dxa" w:w="1440"/>
-          </w:tcPr>
-          <w:p>
-            <w:r>
-              <w:t>10</w:t>
-            </w:r>
-          </w:p>
-        </w:tc>
-        <w:tc>
-          <w:tcPr>
-            <w:tcW w:type="dxa" w:w="1440"/>
-          </w:tcPr>
-          <w:p>
-            <w:r>
-              <w:t>0.634</w:t>
-            </w:r>
-          </w:p>
-        </w:tc>
-        <w:tc>
-          <w:tcPr>
-            <w:tcW w:type="dxa" w:w="1440"/>
-          </w:tcPr>
-          <w:p>
-            <w:r>
-              <w:t>高热</w:t>
-            </w:r>
-          </w:p>
-        </w:tc>
-        <w:tc>
-          <w:tcPr>
-            <w:tcW w:type="dxa" w:w="1440"/>
-          </w:tcPr>
-          <w:p>
-            <w:r>
-              <w:t>宏观政策</w:t>
-            </w:r>
-          </w:p>
-        </w:tc>
-        <w:tc>
-          <w:tcPr>
-            <w:tcW w:type="dxa" w:w="1440"/>
-          </w:tcPr>
-          <w:p>
-            <w:r>
-              <w:t>欧洲央行行长拉加德：增长在大多数国家和行业都较为广泛，这一态</w:t>
-            </w:r>
-          </w:p>
-        </w:tc>
-        <w:tc>
-          <w:tcPr>
-            <w:tcW w:type="dxa" w:w="1440"/>
-          </w:tcPr>
-          <w:p>
-            <w:r>
               <w:t>5/3</w:t>
             </w:r>
           </w:p>
@@ -746,7 +746,7 @@
         <w:pStyle w:val="Heading2"/>
       </w:pPr>
       <w:r>
-        <w:t>美债抛售潮下的大反转！债市老将Bianco六年来首次看多，称5%收益率是“价值买点”</w:t>
+        <w:t>首套房贷贴息政策10月起执行！符合条件可享1个百分点贴息、“免申即享”！银行密集响应，机</w:t>
       </w:r>
     </w:p>
     <w:p>
@@ -755,7 +755,7 @@
           <w:color w:val="8A939E"/>
           <w:sz w:val="18"/>
         </w:rPr>
-        <w:t>热度 0.795（爆点）· 11 篇 / 3 家媒体 · 宏观政策</w:t>
+        <w:t>热度 0.810（爆点）· 18 篇 / 3 家媒体 · 综合</w:t>
       </w:r>
     </w:p>
     <w:p>
@@ -767,7 +767,7 @@
         <w:t>事件概述：</w:t>
       </w:r>
       <w:r>
-        <w:t>「美债抛售潮下的大反转！债市老将Bianco六年来首次看多，称5%收益率是“价值买点”」由 11 篇报道聚合而成，覆盖 3 家媒体，热度 0.795（爆点），所属板块类目：宏观政策。</w:t>
+        <w:t>「首套房贷贴息政策10月起执行！符合条件可享1个百分点贴息、“免申即享”！银行密集响应，机构展望市」由 18 篇报道聚合而成，覆盖 3 家媒体，热度 0.81（爆点），所属板块类目：综合。</w:t>
       </w:r>
     </w:p>
     <w:p>
@@ -779,7 +779,81 @@
         <w:t>关键信息：</w:t>
       </w:r>
       <w:r>
-        <w:t>美债抛售潮下的大反转！债市老将Bianco六年来首次看多，称5%收益率是“价值买；美债收益率飙至20年高点 债市老将六年来首度转为看多；5.27%！10年期美债收益率创2007年以来新高 万物皆在重估？</w:t>
+        <w:t>首套房贷贴息政策10月起执行！符合条件可享1个百分点贴息、“免申即享”！银行密集；财政央行协同发力！居民购房贷款贴息政策即将落地，多家银行可“免申即享”；10月1日起符合条件的居民房贷可享贴息</w:t>
+      </w:r>
+    </w:p>
+    <w:p>
+      <w:r>
+        <w:rPr>
+          <w:b/>
+          <w:color w:val="16324F"/>
+        </w:rPr>
+        <w:t>市场影响：</w:t>
+      </w:r>
+      <w:r>
+        <w:t>关联板块代码：本簇未携带板块标签。（LLM 不可用，未生成研判，以上为检索与统计事实）</w:t>
+      </w:r>
+    </w:p>
+    <w:p>
+      <w:r>
+        <w:rPr>
+          <w:b/>
+          <w:color w:val="16324F"/>
+        </w:rPr>
+        <w:t>关注要点：</w:t>
+      </w:r>
+      <w:r>
+        <w:t>建议人工复核该事件的后续进展与板块联动。</w:t>
+      </w:r>
+    </w:p>
+    <w:p>
+      <w:r>
+        <w:rPr>
+          <w:color w:val="8A939E"/>
+          <w:sz w:val="17"/>
+        </w:rPr>
+        <w:t>引用：[1]首套房贷贴息政策10月起执行！符合条件可享1个百分点 / [2]财政央行协同发力！居民购房贷款贴息政策即将落地，多家 / [3]10月1日起符合条件的居民房贷可享贴息 / [4]多家银行快速响应房贷贴息政策：“免申即享” 不额外收</w:t>
+      </w:r>
+    </w:p>
+    <w:p>
+      <w:pPr>
+        <w:pStyle w:val="Heading2"/>
+      </w:pPr>
+      <w:r>
+        <w:t>9月30日隔夜要闻：美股收跌 油价下挫 金价反弹 美联储威廉姆斯表示9月加息后“不急于采</w:t>
+      </w:r>
+    </w:p>
+    <w:p>
+      <w:r>
+        <w:rPr>
+          <w:color w:val="8A939E"/>
+          <w:sz w:val="18"/>
+        </w:rPr>
+        <w:t>热度 0.809（爆点）· 22 篇 / 3 家媒体 · 国际市场</w:t>
+      </w:r>
+    </w:p>
+    <w:p>
+      <w:r>
+        <w:rPr>
+          <w:b/>
+          <w:color w:val="16324F"/>
+        </w:rPr>
+        <w:t>事件概述：</w:t>
+      </w:r>
+      <w:r>
+        <w:t>「9月30日隔夜要闻：美股收跌 油价下挫 金价反弹 美联储威廉姆斯表示9月加息后“不急于采取行动”」由 22 篇报道聚合而成，覆盖 3 家媒体，热度 0.809（爆点），所属板块类目：国际市场。</w:t>
+      </w:r>
+    </w:p>
+    <w:p>
+      <w:r>
+        <w:rPr>
+          <w:b/>
+          <w:color w:val="16324F"/>
+        </w:rPr>
+        <w:t>关键信息：</w:t>
+      </w:r>
+      <w:r>
+        <w:t>9月30日隔夜要闻：美股收跌 油价下挫 金价反弹 美联储威廉姆斯表示9月加息后“；9月29日隔夜要闻：美股收跌 油价微升 金价下挫 俄军再扩编 英伟达追加回购15；威廉姆斯给10月加息踩刹车：今年或再加一次，但现在“不必急”</w:t>
       </w:r>
     </w:p>
     <w:p>
@@ -812,7 +886,7 @@
           <w:color w:val="8A939E"/>
           <w:sz w:val="17"/>
         </w:rPr>
-        <w:t>引用：[1]美债抛售潮下的大反转！债市老将Bianco六年来首次 / [2]美债收益率飙至20年高点 债市老将六年来首度转为看多 / [3]5.27%！10年期美债收益率创2007年以来新高  / [4]美国债市抛售潮越过又一重要关口 30年期收益率创下二</w:t>
+        <w:t>引用：[1]9月30日隔夜要闻：美股收跌 油价下挫 金价反弹 美 / [2]9月29日隔夜要闻：美股收跌 油价微升 金价下挫 俄 / [3]威廉姆斯给10月加息踩刹车：今年或再加一次，但现在“ / [4]纽约联储行长预计2026年底还将有一次加息</w:t>
       </w:r>
     </w:p>
     <w:p>
@@ -820,7 +894,7 @@
         <w:pStyle w:val="Heading2"/>
       </w:pPr>
       <w:r>
-        <w:t>美股科技股冰火两重天，ARM大跌近9%，英伟达逼近历史新高，中国资产逆势上涨，网易涨超5</w:t>
+        <w:t>美股三大股指涨跌不一，道指跌0.03%，纳指涨0.31%，标普500指数涨0.1</w:t>
       </w:r>
     </w:p>
     <w:p>
@@ -829,7 +903,7 @@
           <w:color w:val="8A939E"/>
           <w:sz w:val="18"/>
         </w:rPr>
-        <w:t>热度 0.774（爆点）· 11 篇 / 3 家媒体 · 半导体</w:t>
+        <w:t>热度 0.749（爆点）· 9 篇 / 3 家媒体 · 半导体</w:t>
       </w:r>
     </w:p>
     <w:p>
@@ -841,7 +915,7 @@
         <w:t>事件概述：</w:t>
       </w:r>
       <w:r>
-        <w:t>「美股科技股冰火两重天，ARM大跌近9%，英伟达逼近历史新高，中国资产逆势上涨，网易涨超5%」由 11 篇报道聚合而成，覆盖 3 家媒体，热度 0.774（爆点），所属板块类目：半导体。</w:t>
+        <w:t>「美股三大股指涨跌不一，道指跌0.03%，纳指涨0.31%，标普500指数涨0.1」由 9 篇报道聚合而成，覆盖 3 家媒体，热度 0.749（爆点），所属板块类目：半导体。</w:t>
       </w:r>
     </w:p>
     <w:p>
@@ -853,7 +927,7 @@
         <w:t>关键信息：</w:t>
       </w:r>
       <w:r>
-        <w:t>美股科技股冰火两重天，ARM大跌近9%，英伟达逼近历史新高，中国资产逆势上涨，网；美股集体低开 英伟达逆势涨近2%逼近历史新高；美股整体下跌之际中概股多数上涨 网易涨超5%</w:t>
+        <w:t>美股三大股指涨跌不一，道指跌0.03%，纳指涨0.31%，标普500指数涨0.1；美股开盘三大股指涨跌不一 存储板块集体上扬；美股三大股指开盘小幅上涨，道指涨0.2%，标普500指数涨0.3%，纳指涨0.4</w:t>
       </w:r>
     </w:p>
     <w:p>
@@ -865,7 +939,7 @@
         <w:t>市场影响：</w:t>
       </w:r>
       <w:r>
-        <w:t>关联板块代码：BK1161、BK1675、BK1036、BK0459、BK0448。（LLM 不可用，未生成研判，以上为检索与统计事实）</w:t>
+        <w:t>关联板块代码：BK1036、BK0459、BK0448、BK0736。（LLM 不可用，未生成研判，以上为检索与统计事实）</w:t>
       </w:r>
     </w:p>
     <w:p>
@@ -886,7 +960,7 @@
           <w:color w:val="8A939E"/>
           <w:sz w:val="17"/>
         </w:rPr>
-        <w:t>引用：[1]美股科技股冰火两重天，ARM大跌近9%，英伟达逼近历 / [2]美股集体低开 英伟达逆势涨近2%逼近历史新高 / [3]美股整体下跌之际中概股多数上涨 网易涨超5% / [4]9月29日隔夜要闻：美股收跌 油价微升 金价下挫 俄</w:t>
+        <w:t>引用：[1]美股三大股指涨跌不一，道指跌0.03%，纳指涨0.3 / [2]美股开盘三大股指涨跌不一 存储板块集体上扬 / [3]美股三大股指开盘小幅上涨，道指涨0.2%，标普500 / [4]美股三大股指齐拉升</w:t>
       </w:r>
     </w:p>
     <w:p>
@@ -894,7 +968,7 @@
         <w:pStyle w:val="Heading2"/>
       </w:pPr>
       <w:r>
-        <w:t>财政部 中国人民银行 金融监管总局关于实施居民购房贷款贴息政策的通知</w:t>
+        <w:t xml:space="preserve">美国7月S&amp;P/CS20座大城市房价指数同比 2.47%，预期 2.2%，前值 </w:t>
       </w:r>
     </w:p>
     <w:p>
@@ -903,7 +977,7 @@
           <w:color w:val="8A939E"/>
           <w:sz w:val="18"/>
         </w:rPr>
-        <w:t>热度 0.734（爆点）· 11 篇 / 3 家媒体 · 综合</w:t>
+        <w:t>热度 0.713（爆点）· 13 篇 / 3 家媒体 · 综合</w:t>
       </w:r>
     </w:p>
     <w:p>
@@ -915,7 +989,7 @@
         <w:t>事件概述：</w:t>
       </w:r>
       <w:r>
-        <w:t>「财政部 中国人民银行 金融监管总局关于实施居民购房贷款贴息政策的通知」由 11 篇报道聚合而成，覆盖 3 家媒体，热度 0.734（爆点），所属板块类目：综合。</w:t>
+        <w:t>「美国7月S&amp;P/CS20座大城市房价指数同比 2.47%，预期 2.2%，前值 」由 13 篇报道聚合而成，覆盖 3 家媒体，热度 0.713（爆点），所属板块类目：综合。</w:t>
       </w:r>
     </w:p>
     <w:p>
@@ -927,7 +1001,7 @@
         <w:t>关键信息：</w:t>
       </w:r>
       <w:r>
-        <w:t>三部门有关负责人就实施居民购房贷款贴息政策答记者问；财政部 中国人民银行 金融监管总局关于实施居民购房贷款贴息政策的通知；居民房贷贴息政策10月1日起实施</w:t>
+        <w:t>美国7月S&amp;P/CS20座大城市房价指数同比 2.47%，预期 2.2%，前值 ；美国7月FHFA房价指数环比 0.3%，预期 0.1%，前值 0%。；S&amp;P Cotality美国20城房价指数同比上涨2.47% 预期涨2.2%</w:t>
       </w:r>
     </w:p>
     <w:p>
@@ -960,7 +1034,7 @@
           <w:color w:val="8A939E"/>
           <w:sz w:val="17"/>
         </w:rPr>
-        <w:t>引用：[1]三部门有关负责人就实施居民购房贷款贴息政策答记者问 / [2]财政部 中国人民银行 金融监管总局关于实施居民购房贷 / [3]居民房贷贴息政策10月1日起实施 / [4]中央财政首次出手：首套房贴息1个百分点，最长补5年</w:t>
+        <w:t>引用：[1]美国7月S&amp;P/CS20座大城市房价指数同比 2.4 / [2]美国7月FHFA房价指数环比 0.3%，预期 0.1 / [3]S&amp;P Cotality美国20城房价指数同比上涨2 / [4]美国7月房价环比上涨0.3%，中大西洋地区涨幅居首</w:t>
       </w:r>
     </w:p>
     <w:p>
@@ -968,7 +1042,7 @@
         <w:pStyle w:val="Heading2"/>
       </w:pPr>
       <w:r>
-        <w:t>恒指高开0.02%，报24648.64点；恒生科技指数跌0.21%。蔚来跌2%，</w:t>
+        <w:t>A股震荡盘整！购房贴息重磅落地，地产股批量拉升！医药全天领跑，港股通医疗ETF（1591</w:t>
       </w:r>
     </w:p>
     <w:p>
@@ -977,7 +1051,7 @@
           <w:color w:val="8A939E"/>
           <w:sz w:val="18"/>
         </w:rPr>
-        <w:t>热度 0.727（爆点）· 9 篇 / 3 家媒体 · 综合</w:t>
+        <w:t>热度 0.684（爆点）· 9 篇 / 2 家媒体 · 金融市场</w:t>
       </w:r>
     </w:p>
     <w:p>
@@ -989,7 +1063,7 @@
         <w:t>事件概述：</w:t>
       </w:r>
       <w:r>
-        <w:t>「恒指高开0.02%，报24648.64点；恒生科技指数跌0.21%。蔚来跌2%，」由 9 篇报道聚合而成，覆盖 3 家媒体，热度 0.727（爆点），所属板块类目：综合。</w:t>
+        <w:t>「A股震荡盘整！购房贴息重磅落地，地产股批量拉升！医药全天领跑，港股通医疗ETF（159137）标」由 9 篇报道聚合而成，覆盖 2 家媒体，热度 0.684（爆点），所属板块类目：金融市场。</w:t>
       </w:r>
     </w:p>
     <w:p>
@@ -1001,7 +1075,7 @@
         <w:t>关键信息：</w:t>
       </w:r>
       <w:r>
-        <w:t>恒指高开0.02%，报24648.64点；恒生科技指数跌0.21%。蔚来跌2%，；恒指低开0.53%，报24393.88点；恒生科技指数跌0.41%。腾讯音乐、京；恒生科技指数盘初跌1%。</w:t>
+        <w:t>A股震荡盘整！购房贴息重磅落地，地产股批量拉升！医药全天领跑，港股通医疗ETF（；核药领域达成两笔重磅交易，行业整合与合作加速，港股创新药ETF博时(520690；A股地产股持续拉升，万科A触及涨停，信达地产、深物业A、华联控股等多股封板，特发</w:t>
       </w:r>
     </w:p>
     <w:p>
@@ -1013,7 +1087,7 @@
         <w:t>市场影响：</w:t>
       </w:r>
       <w:r>
-        <w:t>关联板块代码：BK1202、BK0451。（LLM 不可用，未生成研判，以上为检索与统计事实）</w:t>
+        <w:t>关联板块代码：本簇未携带板块标签。（LLM 不可用，未生成研判，以上为检索与统计事实）</w:t>
       </w:r>
     </w:p>
     <w:p>
@@ -1034,81 +1108,7 @@
           <w:color w:val="8A939E"/>
           <w:sz w:val="17"/>
         </w:rPr>
-        <w:t>引用：[1]恒指高开0.02%，报24648.64点；恒生科技指 / [2]恒指低开0.53%，报24393.88点；恒生科技指 / [3]恒生科技指数盘初跌1%。 / [4]港股午评：恒指跌0.63% 科指跌1.37% 科网股</w:t>
-      </w:r>
-    </w:p>
-    <w:p>
-      <w:pPr>
-        <w:pStyle w:val="Heading2"/>
-      </w:pPr>
-      <w:r>
-        <w:t>A股地产股继续走强，深物业A2连板，特发服务、信达地产、沙河股份、深振业A、我爱</w:t>
-      </w:r>
-    </w:p>
-    <w:p>
-      <w:r>
-        <w:rPr>
-          <w:color w:val="8A939E"/>
-          <w:sz w:val="18"/>
-        </w:rPr>
-        <w:t>热度 0.701（爆点）· 7 篇 / 3 家媒体 · 金融市场</w:t>
-      </w:r>
-    </w:p>
-    <w:p>
-      <w:r>
-        <w:rPr>
-          <w:b/>
-          <w:color w:val="16324F"/>
-        </w:rPr>
-        <w:t>事件概述：</w:t>
-      </w:r>
-      <w:r>
-        <w:t>「A股地产股继续走强，深物业A2连板，特发服务、信达地产、沙河股份、深振业A、我爱」由 7 篇报道聚合而成，覆盖 3 家媒体，热度 0.701（爆点），所属板块类目：金融市场。</w:t>
-      </w:r>
-    </w:p>
-    <w:p>
-      <w:r>
-        <w:rPr>
-          <w:b/>
-          <w:color w:val="16324F"/>
-        </w:rPr>
-        <w:t>关键信息：</w:t>
-      </w:r>
-      <w:r>
-        <w:t>A股地产股继续走强，深物业A2连板，特发服务、信达地产、沙河股份、深振业A、我爱；A股地产股持续拉升，万科A触及涨停，信达地产、深物业A、华联控股等多股封板，特发；A股地产股开盘调整，我爱我家、世联行触及跌停，深物业A、深振业A、特发服务、万科</w:t>
-      </w:r>
-    </w:p>
-    <w:p>
-      <w:r>
-        <w:rPr>
-          <w:b/>
-          <w:color w:val="16324F"/>
-        </w:rPr>
-        <w:t>市场影响：</w:t>
-      </w:r>
-      <w:r>
-        <w:t>关联板块代码：BK0451、BK0815、BK1050。（LLM 不可用，未生成研判，以上为检索与统计事实）</w:t>
-      </w:r>
-    </w:p>
-    <w:p>
-      <w:r>
-        <w:rPr>
-          <w:b/>
-          <w:color w:val="16324F"/>
-        </w:rPr>
-        <w:t>关注要点：</w:t>
-      </w:r>
-      <w:r>
-        <w:t>建议人工复核该事件的后续进展与板块联动。</w:t>
-      </w:r>
-    </w:p>
-    <w:p>
-      <w:r>
-        <w:rPr>
-          <w:color w:val="8A939E"/>
-          <w:sz w:val="17"/>
-        </w:rPr>
-        <w:t>引用：[1]A股地产股继续走强，深物业A2连板，特发服务、信达地 / [2]A股地产股持续拉升，万科A触及涨停，信达地产、深物业 / [3]A股地产股开盘调整，我爱我家、世联行触及跌停，深物业 / [4]地量又现！地产股走强，地产ETF华宝（159707）</w:t>
+        <w:t>引用：[1]A股震荡盘整！购房贴息重磅落地，地产股批量拉升！医药 / [2]核药领域达成两笔重磅交易，行业整合与合作加速，港股创 / [3]A股地产股持续拉升，万科A触及涨停，信达地产、深物业 / [4]地量又现！地产股走强，地产ETF华宝（159707）</w:t>
       </w:r>
     </w:p>
     <w:p>
@@ -1127,7 +1127,7 @@
         <w:pStyle w:val="ListBullet"/>
       </w:pPr>
       <w:r>
-        <w:t>采集：6 家媒体公开接口，累计入库 16,298 条</w:t>
+        <w:t>采集：6 家媒体公开接口，累计入库 15,818 条</w:t>
       </w:r>
     </w:p>
     <w:p>
@@ -1135,7 +1135,7 @@
         <w:pStyle w:val="ListBullet"/>
       </w:pPr>
       <w:r>
-        <w:t>三层去重：2,474 → 2,207 条（精确108/SimHash10/语义149）</w:t>
+        <w:t>三层去重：2,621 → 2,329 条（精确122/SimHash11/语义159）</w:t>
       </w:r>
     </w:p>
     <w:p>
